--- a/descargas/primaria-1-3/word/PRESENTE_primaria-1-3_completo.docx
+++ b/descargas/primaria-1-3/word/PRESENTE_primaria-1-3_completo.docx
@@ -5920,273 +5920,17 @@
       <w:pPr>
         <w:pStyle w:val="Cuerpo"/>
       </w:pPr>
-      <w:r>
-        <w:rPr/>
-        <w:t xml:space="preserve">Mc 13, 33-37, leída por un niño o una profesora. «Lo que os digo a vosotros lo digo a todos: ¡Velad!».</w:t>
-      </w:r>
-    </w:p>
-    <w:p>
-      <w:pPr>
-        <w:pStyle w:val="Apartado"/>
-      </w:pPr>
-      <w:r>
-        <w:rPr>
-          <w:b/>
-          <w:bCs/>
-          <w:color w:val="22708C"/>
-        </w:rPr>
-        <w:t xml:space="preserve">Canto</w:t>
-      </w:r>
-    </w:p>
-    <w:p>
-      <w:pPr>
-        <w:pStyle w:val="Cuerpo"/>
-      </w:pPr>
-      <w:r>
-        <w:rPr/>
-        <w:t xml:space="preserve">Estribillo del canto inicial.</w:t>
-      </w:r>
-    </w:p>
-    <w:p>
-      <w:pPr>
-        <w:pStyle w:val="Apartado"/>
-      </w:pPr>
-      <w:r>
-        <w:rPr>
-          <w:b/>
-          <w:bCs/>
-          <w:color w:val="22708C"/>
-        </w:rPr>
-        <w:t xml:space="preserve">Reflexión</w:t>
-      </w:r>
-    </w:p>
-    <w:p>
-      <w:pPr>
-        <w:pStyle w:val="Cuerpo"/>
-      </w:pPr>
-      <w:r>
-        <w:rPr/>
-        <w:t xml:space="preserve">¿A qué criado me parezco? A veces me duermo (no hago caso), a veces me distraigo (pantallas, juegos). Jesús nos pide ser como el portero: estar despiertos para recibirle. Jesús viene cada día: en la clase, en casa, en los amigos.</w:t>
-      </w:r>
-    </w:p>
-    <w:p>
-      <w:pPr>
-        <w:pStyle w:val="Apartado"/>
-      </w:pPr>
-      <w:r>
-        <w:rPr>
-          <w:b/>
-          <w:bCs/>
-          <w:color w:val="22708C"/>
-        </w:rPr>
-        <w:t xml:space="preserve">Gesto – pasamos lista</w:t>
-      </w:r>
-    </w:p>
-    <w:p>
-      <w:pPr>
-        <w:pStyle w:val="Cuerpo"/>
-      </w:pPr>
-      <w:r>
-        <w:rPr/>
-        <w:t xml:space="preserve">Un profesor lee los nombres por clases. Cada grupo se pone de pie y responde «¡Presente!». Un representante de cada clase deja en la caja una tarjeta con los nombres de sus compañeros. Se enciende la primera vela de la corona.</w:t>
-      </w:r>
-    </w:p>
-    <w:p>
-      <w:pPr>
-        <w:pStyle w:val="Apartado"/>
-      </w:pPr>
-      <w:r>
-        <w:rPr>
-          <w:b/>
-          <w:bCs/>
-          <w:color w:val="22708C"/>
-        </w:rPr>
-        <w:t xml:space="preserve">Oración</w:t>
-      </w:r>
-    </w:p>
-    <w:p>
-      <w:pPr>
-        <w:pStyle w:val="Cuerpo"/>
-      </w:pPr>
-      <w:r>
-        <w:rPr/>
-        <w:t xml:space="preserve">«Jesús, aquí estamos, ahora, esperándote. Quita el sueño de nuestros ojos y la pereza de nuestras manos. Que sepamos estar presentes para los demás. ¡Ven, Señor!». Padrenuestro.</w:t>
-      </w:r>
-    </w:p>
-    <w:p>
-      <w:pPr>
-        <w:pStyle w:val="Apartado"/>
-      </w:pPr>
-      <w:r>
-        <w:rPr>
-          <w:b/>
-          <w:bCs/>
-          <w:color w:val="22708C"/>
-        </w:rPr>
-        <w:t xml:space="preserve">Señal de la cruz</w:t>
-      </w:r>
-    </w:p>
-    <w:p>
-      <w:pPr>
-        <w:pStyle w:val="Cuerpo"/>
-      </w:pPr>
-      <w:r>
-        <w:rPr/>
-        <w:t xml:space="preserve">En el nombre del Padre, del Hijo y del Espíritu Santo. Amén.</w:t>
-      </w:r>
-    </w:p>
-    <w:p>
-      <w:pPr>
-        <w:pStyle w:val="Apartado"/>
-      </w:pPr>
-      <w:r>
-        <w:rPr>
-          <w:b/>
-          <w:bCs/>
-          <w:color w:val="22708C"/>
-        </w:rPr>
-        <w:t xml:space="preserve">Materiales</w:t>
-      </w:r>
-    </w:p>
-    <w:p>
-      <w:pPr>
-        <w:pStyle w:val="Cuerpo"/>
-      </w:pPr>
-      <w:r>
-        <w:rPr/>
-        <w:t xml:space="preserve">Caja de regalo grande, corona de Adviento, disfraces sencillos para el teatrillo (una tablet de cartón, una almohada, una llave), tarjetas con los nombres por clase.l</w:t>
-      </w:r>
-    </w:p>
-    <w:p>
-      <w:pPr>
-        <w:pStyle w:val="Antetitulo"/>
-        <w:pageBreakBefore/>
-      </w:pPr>
-      <w:r>
-        <w:rPr>
-          <w:b/>
-          <w:bCs/>
-          <w:color w:val="22708C"/>
-          <w:spacing w:val="30"/>
-          <w:sz w:val="20"/>
-          <w:szCs w:val="20"/>
-        </w:rPr>
-        <w:t xml:space="preserve">EUCARISTÍA DE ADVIENTO</w:t>
-      </w:r>
-    </w:p>
-    <w:p>
-      <w:pPr>
-        <w:pStyle w:val="Ttulo1"/>
-        <w:pBdr>
-          <w:bottom w:val="single" w:sz="24" w:space="6" w:color="3490B0"/>
-        </w:pBdr>
-      </w:pPr>
-      <w:bookmarkStart w:id="21" w:name="_Toc000021"/>
-      <w:r>
-        <w:rPr>
-          <w:b/>
-          <w:bCs/>
-          <w:color w:val="1D2C33"/>
-        </w:rPr>
-        <w:t xml:space="preserve">«Estad siempre alegres»</w:t>
-      </w:r>
-      <w:bookmarkEnd w:id="21"/>
-    </w:p>
-    <w:p>
-      <w:pPr>
-        <w:pStyle w:val="Apartado"/>
-      </w:pPr>
-      <w:r>
-        <w:rPr>
-          <w:b/>
-          <w:bCs/>
-          <w:color w:val="22708C"/>
-        </w:rPr>
-        <w:t xml:space="preserve">Objetivos</w:t>
-      </w:r>
-    </w:p>
-    <w:p>
-      <w:pPr>
-        <w:pStyle w:val="Cuerpo"/>
-      </w:pPr>
-      <w:r>
-        <w:rPr/>
-        <w:t xml:space="preserve">Vivir la misa como el momento en que Jesús se hace presente de verdad; descubrir la alegría del Adviento (domingo Gaudete); ofrecer lo que hemos vivido estas semanas.</w:t>
-      </w:r>
-    </w:p>
-    <w:p>
-      <w:pPr>
-        <w:pStyle w:val="Apartado"/>
-      </w:pPr>
-      <w:r>
-        <w:rPr>
-          <w:b/>
-          <w:bCs/>
-          <w:color w:val="22708C"/>
-        </w:rPr>
-        <w:t xml:space="preserve">Temporalización</w:t>
-      </w:r>
-    </w:p>
-    <w:p>
-      <w:pPr>
-        <w:pStyle w:val="Cuerpo"/>
-      </w:pPr>
-      <w:r>
-        <w:rPr/>
-        <w:t xml:space="preserve">40 minutos, en la 3ª semana (14-18 dic), en la capilla. Acordar con el sacerdote las adaptaciones del </w:t>
-      </w:r>
-      <w:r>
-        <w:rPr>
-          <w:i/>
-          <w:iCs/>
-        </w:rPr>
-        <w:t xml:space="preserve">Directorio para las Misas con niños</w:t>
-      </w:r>
-      <w:r>
-        <w:rPr/>
-        <w:t xml:space="preserve"> (moniciones breves, participación de los niños). En Adviento no se dice el Gloria.</w:t>
-      </w:r>
-    </w:p>
-    <w:p>
-      <w:pPr>
-        <w:pStyle w:val="Apartado"/>
-      </w:pPr>
-      <w:r>
-        <w:rPr>
-          <w:b/>
-          <w:bCs/>
-          <w:color w:val="22708C"/>
-        </w:rPr>
-        <w:t xml:space="preserve">Lecturas (III Domingo de Adviento, ciclo B)</w:t>
-      </w:r>
-    </w:p>
-    <w:p>
-      <w:pPr>
-        <w:pStyle w:val="Cuerpo"/>
-      </w:pPr>
       <w:hyperlink r:id="rIdL20" w:history="1">
         <w:r>
           <w:rPr>
             <w:rStyle w:val="Hipervnculo"/>
           </w:rPr>
-          <w:t xml:space="preserve">1 Tes 5, 16-24</w:t>
+          <w:t xml:space="preserve">Mc 13, 33-37</w:t>
         </w:r>
       </w:hyperlink>
       <w:r>
         <w:rPr/>
-        <w:t xml:space="preserve"> · Salmo: Magníficat, con la respuesta «Me alegro con mi Dios» · Evangelio: </w:t>
-      </w:r>
-      <w:hyperlink r:id="rIdL21" w:history="1">
-        <w:r>
-          <w:rPr>
-            <w:rStyle w:val="Hipervnculo"/>
-          </w:rPr>
-          <w:t xml:space="preserve">Jn 1, 6-8.19-28</w:t>
-        </w:r>
-      </w:hyperlink>
-      <w:r>
-        <w:rPr/>
-        <w:t xml:space="preserve">. Si el sacerdote lo prefiere, se usan las lecturas del día.</w:t>
+        <w:t xml:space="preserve">, leída por un niño o una profesora. «Lo que os digo a vosotros lo digo a todos: ¡Velad!».</w:t>
       </w:r>
     </w:p>
     <w:p>
@@ -6216,7 +5960,7 @@
           <w:sz w:val="18"/>
           <w:szCs w:val="18"/>
         </w:rPr>
-        <w:t xml:space="preserve">Primera carta de san Pablo a los Tesalonicenses  </w:t>
+        <w:t xml:space="preserve">Evangelio según san Marcos  </w:t>
       </w:r>
       <w:r>
         <w:rPr>
@@ -6226,7 +5970,7 @@
           <w:sz w:val="18"/>
           <w:szCs w:val="18"/>
         </w:rPr>
-        <w:t xml:space="preserve">1 Tes 5, 16-24</w:t>
+        <w:t xml:space="preserve">Mc 13, 33-37</w:t>
       </w:r>
     </w:p>
     <w:p>
@@ -6246,11 +5990,11 @@
           <w:color w:val="22708C"/>
           <w:vertAlign w:val="superscript"/>
         </w:rPr>
-        <w:t xml:space="preserve">16</w:t>
-      </w:r>
-      <w:r>
-        <w:rPr/>
-        <w:t xml:space="preserve">Estad siempre alegres. </w:t>
+        <w:t xml:space="preserve">33</w:t>
+      </w:r>
+      <w:r>
+        <w:rPr/>
+        <w:t xml:space="preserve">Estad atentos, vigilad: pues no sabéis cuándo es el momento. </w:t>
       </w:r>
       <w:r>
         <w:rPr>
@@ -6258,11 +6002,11 @@
           <w:color w:val="22708C"/>
           <w:vertAlign w:val="superscript"/>
         </w:rPr>
-        <w:t xml:space="preserve">17</w:t>
-      </w:r>
-      <w:r>
-        <w:rPr/>
-        <w:t xml:space="preserve">Sed constantes en orar. </w:t>
+        <w:t xml:space="preserve">34</w:t>
+      </w:r>
+      <w:r>
+        <w:rPr/>
+        <w:t xml:space="preserve">Es igual que un hombre que se fue de viaje, y dejó su casa y dio a cada uno de sus criados su tarea, encargando al portero que velara. </w:t>
       </w:r>
       <w:r>
         <w:rPr>
@@ -6270,11 +6014,11 @@
           <w:color w:val="22708C"/>
           <w:vertAlign w:val="superscript"/>
         </w:rPr>
-        <w:t xml:space="preserve">18</w:t>
-      </w:r>
-      <w:r>
-        <w:rPr/>
-        <w:t xml:space="preserve">Dad gracias en toda ocasión: esta es la voluntad de Dios en Cristo Jesús respecto de vosotros. </w:t>
+        <w:t xml:space="preserve">35</w:t>
+      </w:r>
+      <w:r>
+        <w:rPr/>
+        <w:t xml:space="preserve">Velad entonces, pues no sabéis cuándo vendrá el señor de la casa, si al atardecer, o a medianoche, o al canto del gallo, o al amanecer: </w:t>
       </w:r>
       <w:r>
         <w:rPr>
@@ -6282,11 +6026,11 @@
           <w:color w:val="22708C"/>
           <w:vertAlign w:val="superscript"/>
         </w:rPr>
-        <w:t xml:space="preserve">19</w:t>
-      </w:r>
-      <w:r>
-        <w:rPr/>
-        <w:t xml:space="preserve">No apaguéis el espíritu, </w:t>
+        <w:t xml:space="preserve">36</w:t>
+      </w:r>
+      <w:r>
+        <w:rPr/>
+        <w:t xml:space="preserve">no sea que venga inesperadamente y os encuentre dormidos. </w:t>
       </w:r>
       <w:r>
         <w:rPr>
@@ -6294,59 +6038,11 @@
           <w:color w:val="22708C"/>
           <w:vertAlign w:val="superscript"/>
         </w:rPr>
-        <w:t xml:space="preserve">20</w:t>
-      </w:r>
-      <w:r>
-        <w:rPr/>
-        <w:t xml:space="preserve">no despreciéis las profecías. </w:t>
-      </w:r>
-      <w:r>
-        <w:rPr>
-          <w:b/>
-          <w:color w:val="22708C"/>
-          <w:vertAlign w:val="superscript"/>
-        </w:rPr>
-        <w:t xml:space="preserve">21</w:t>
-      </w:r>
-      <w:r>
-        <w:rPr/>
-        <w:t xml:space="preserve">Examinadlo todo; quedaos con lo bueno. </w:t>
-      </w:r>
-      <w:r>
-        <w:rPr>
-          <w:b/>
-          <w:color w:val="22708C"/>
-          <w:vertAlign w:val="superscript"/>
-        </w:rPr>
-        <w:t xml:space="preserve">22</w:t>
-      </w:r>
-      <w:r>
-        <w:rPr/>
-        <w:t xml:space="preserve">Guardaos de toda clase de mal. </w:t>
-      </w:r>
-      <w:r>
-        <w:rPr>
-          <w:b/>
-          <w:color w:val="22708C"/>
-          <w:vertAlign w:val="superscript"/>
-        </w:rPr>
-        <w:t xml:space="preserve">23</w:t>
-      </w:r>
-      <w:r>
-        <w:rPr/>
-        <w:t xml:space="preserve">Que el mismo Dios de la paz os santifique totalmente, y que todo vuestro espíritu, alma y cuerpo, se mantenga sin reproche hasta la venida de nuestro Señor Jesucristo. </w:t>
-      </w:r>
-      <w:r>
-        <w:rPr>
-          <w:b/>
-          <w:color w:val="22708C"/>
-          <w:vertAlign w:val="superscript"/>
-        </w:rPr>
-        <w:t xml:space="preserve">24</w:t>
-      </w:r>
-      <w:r>
-        <w:rPr/>
-        <w:t xml:space="preserve">El que os llama es fiel, y él lo realizará.</w:t>
+        <w:t xml:space="preserve">37</w:t>
+      </w:r>
+      <w:r>
+        <w:rPr/>
+        <w:t xml:space="preserve">Lo que os digo a vosotros, lo digo a todos: ¡Velad!».</w:t>
       </w:r>
     </w:p>
     <w:p>
@@ -6367,6 +6063,270 @@
           <w:szCs w:val="15"/>
         </w:rPr>
         <w:t xml:space="preserve">Sagrada Biblia, versión oficial de la Conferencia Episcopal Española</w:t>
+      </w:r>
+    </w:p>
+    <w:p>
+      <w:pPr>
+        <w:pStyle w:val="Apartado"/>
+      </w:pPr>
+      <w:r>
+        <w:rPr>
+          <w:b/>
+          <w:bCs/>
+          <w:color w:val="22708C"/>
+        </w:rPr>
+        <w:t xml:space="preserve">Canto</w:t>
+      </w:r>
+    </w:p>
+    <w:p>
+      <w:pPr>
+        <w:pStyle w:val="Cuerpo"/>
+      </w:pPr>
+      <w:r>
+        <w:rPr/>
+        <w:t xml:space="preserve">Estribillo del canto inicial.</w:t>
+      </w:r>
+    </w:p>
+    <w:p>
+      <w:pPr>
+        <w:pStyle w:val="Apartado"/>
+      </w:pPr>
+      <w:r>
+        <w:rPr>
+          <w:b/>
+          <w:bCs/>
+          <w:color w:val="22708C"/>
+        </w:rPr>
+        <w:t xml:space="preserve">Reflexión</w:t>
+      </w:r>
+    </w:p>
+    <w:p>
+      <w:pPr>
+        <w:pStyle w:val="Cuerpo"/>
+      </w:pPr>
+      <w:r>
+        <w:rPr/>
+        <w:t xml:space="preserve">¿A qué criado me parezco? A veces me duermo (no hago caso), a veces me distraigo (pantallas, juegos). Jesús nos pide ser como el portero: estar despiertos para recibirle. Jesús viene cada día: en la clase, en casa, en los amigos.</w:t>
+      </w:r>
+    </w:p>
+    <w:p>
+      <w:pPr>
+        <w:pStyle w:val="Apartado"/>
+      </w:pPr>
+      <w:r>
+        <w:rPr>
+          <w:b/>
+          <w:bCs/>
+          <w:color w:val="22708C"/>
+        </w:rPr>
+        <w:t xml:space="preserve">Gesto – pasamos lista</w:t>
+      </w:r>
+    </w:p>
+    <w:p>
+      <w:pPr>
+        <w:pStyle w:val="Cuerpo"/>
+      </w:pPr>
+      <w:r>
+        <w:rPr/>
+        <w:t xml:space="preserve">Un profesor lee los nombres por clases. Cada grupo se pone de pie y responde «¡Presente!». Un representante de cada clase deja en la caja una tarjeta con los nombres de sus compañeros. Se enciende la primera vela de la corona.</w:t>
+      </w:r>
+    </w:p>
+    <w:p>
+      <w:pPr>
+        <w:pStyle w:val="Apartado"/>
+      </w:pPr>
+      <w:r>
+        <w:rPr>
+          <w:b/>
+          <w:bCs/>
+          <w:color w:val="22708C"/>
+        </w:rPr>
+        <w:t xml:space="preserve">Oración</w:t>
+      </w:r>
+    </w:p>
+    <w:p>
+      <w:pPr>
+        <w:pStyle w:val="Cuerpo"/>
+      </w:pPr>
+      <w:r>
+        <w:rPr/>
+        <w:t xml:space="preserve">«Jesús, aquí estamos, ahora, esperándote. Quita el sueño de nuestros ojos y la pereza de nuestras manos. Que sepamos estar presentes para los demás. ¡Ven, Señor!». Padrenuestro.</w:t>
+      </w:r>
+    </w:p>
+    <w:p>
+      <w:pPr>
+        <w:pStyle w:val="Apartado"/>
+      </w:pPr>
+      <w:r>
+        <w:rPr>
+          <w:b/>
+          <w:bCs/>
+          <w:color w:val="22708C"/>
+        </w:rPr>
+        <w:t xml:space="preserve">Señal de la cruz</w:t>
+      </w:r>
+    </w:p>
+    <w:p>
+      <w:pPr>
+        <w:pStyle w:val="Cuerpo"/>
+      </w:pPr>
+      <w:r>
+        <w:rPr/>
+        <w:t xml:space="preserve">En el nombre del Padre, del Hijo y del Espíritu Santo. Amén.</w:t>
+      </w:r>
+    </w:p>
+    <w:p>
+      <w:pPr>
+        <w:pStyle w:val="Apartado"/>
+      </w:pPr>
+      <w:r>
+        <w:rPr>
+          <w:b/>
+          <w:bCs/>
+          <w:color w:val="22708C"/>
+        </w:rPr>
+        <w:t xml:space="preserve">Materiales</w:t>
+      </w:r>
+    </w:p>
+    <w:p>
+      <w:pPr>
+        <w:pStyle w:val="Cuerpo"/>
+      </w:pPr>
+      <w:r>
+        <w:rPr/>
+        <w:t xml:space="preserve">Caja de regalo grande, corona de Adviento, disfraces sencillos para el teatrillo (una tablet de cartón, una almohada, una llave), tarjetas con los nombres por clase.l</w:t>
+      </w:r>
+    </w:p>
+    <w:p>
+      <w:pPr>
+        <w:pStyle w:val="Antetitulo"/>
+        <w:pageBreakBefore/>
+      </w:pPr>
+      <w:r>
+        <w:rPr>
+          <w:b/>
+          <w:bCs/>
+          <w:color w:val="22708C"/>
+          <w:spacing w:val="30"/>
+          <w:sz w:val="20"/>
+          <w:szCs w:val="20"/>
+        </w:rPr>
+        <w:t xml:space="preserve">EUCARISTÍA DE ADVIENTO</w:t>
+      </w:r>
+    </w:p>
+    <w:p>
+      <w:pPr>
+        <w:pStyle w:val="Ttulo1"/>
+        <w:pBdr>
+          <w:bottom w:val="single" w:sz="24" w:space="6" w:color="3490B0"/>
+        </w:pBdr>
+      </w:pPr>
+      <w:bookmarkStart w:id="21" w:name="_Toc000021"/>
+      <w:r>
+        <w:rPr>
+          <w:b/>
+          <w:bCs/>
+          <w:color w:val="1D2C33"/>
+        </w:rPr>
+        <w:t xml:space="preserve">«Estad siempre alegres»</w:t>
+      </w:r>
+      <w:bookmarkEnd w:id="21"/>
+    </w:p>
+    <w:p>
+      <w:pPr>
+        <w:pStyle w:val="Apartado"/>
+      </w:pPr>
+      <w:r>
+        <w:rPr>
+          <w:b/>
+          <w:bCs/>
+          <w:color w:val="22708C"/>
+        </w:rPr>
+        <w:t xml:space="preserve">Objetivos</w:t>
+      </w:r>
+    </w:p>
+    <w:p>
+      <w:pPr>
+        <w:pStyle w:val="Cuerpo"/>
+      </w:pPr>
+      <w:r>
+        <w:rPr/>
+        <w:t xml:space="preserve">Vivir la misa como el momento en que Jesús se hace presente de verdad; descubrir la alegría del Adviento (domingo Gaudete); ofrecer lo que hemos vivido estas semanas.</w:t>
+      </w:r>
+    </w:p>
+    <w:p>
+      <w:pPr>
+        <w:pStyle w:val="Apartado"/>
+      </w:pPr>
+      <w:r>
+        <w:rPr>
+          <w:b/>
+          <w:bCs/>
+          <w:color w:val="22708C"/>
+        </w:rPr>
+        <w:t xml:space="preserve">Temporalización</w:t>
+      </w:r>
+    </w:p>
+    <w:p>
+      <w:pPr>
+        <w:pStyle w:val="Cuerpo"/>
+      </w:pPr>
+      <w:r>
+        <w:rPr/>
+        <w:t xml:space="preserve">40 minutos, en la 3ª semana (14-18 dic), en la capilla. Acordar con el sacerdote las adaptaciones del </w:t>
+      </w:r>
+      <w:r>
+        <w:rPr>
+          <w:i/>
+          <w:iCs/>
+        </w:rPr>
+        <w:t xml:space="preserve">Directorio para las Misas con niños</w:t>
+      </w:r>
+      <w:r>
+        <w:rPr/>
+        <w:t xml:space="preserve"> (moniciones breves, participación de los niños). En Adviento no se dice el Gloria.</w:t>
+      </w:r>
+    </w:p>
+    <w:p>
+      <w:pPr>
+        <w:pStyle w:val="Apartado"/>
+      </w:pPr>
+      <w:r>
+        <w:rPr>
+          <w:b/>
+          <w:bCs/>
+          <w:color w:val="22708C"/>
+        </w:rPr>
+        <w:t xml:space="preserve">Lecturas (III Domingo de Adviento, ciclo B)</w:t>
+      </w:r>
+    </w:p>
+    <w:p>
+      <w:pPr>
+        <w:pStyle w:val="Cuerpo"/>
+      </w:pPr>
+      <w:hyperlink r:id="rIdL21" w:history="1">
+        <w:r>
+          <w:rPr>
+            <w:rStyle w:val="Hipervnculo"/>
+          </w:rPr>
+          <w:t xml:space="preserve">1 Tes 5, 16-24</w:t>
+        </w:r>
+      </w:hyperlink>
+      <w:r>
+        <w:rPr/>
+        <w:t xml:space="preserve"> · Salmo: Magníficat, con la respuesta «Me alegro con mi Dios» · Evangelio: </w:t>
+      </w:r>
+      <w:hyperlink r:id="rIdL22" w:history="1">
+        <w:r>
+          <w:rPr>
+            <w:rStyle w:val="Hipervnculo"/>
+          </w:rPr>
+          <w:t xml:space="preserve">Jn 1, 6-8.19-28</w:t>
+        </w:r>
+      </w:hyperlink>
+      <w:r>
+        <w:rPr/>
+        <w:t xml:space="preserve">. Si el sacerdote lo prefiere, se usan las lecturas del día.</w:t>
       </w:r>
     </w:p>
     <w:p>
@@ -6396,7 +6356,7 @@
           <w:sz w:val="18"/>
           <w:szCs w:val="18"/>
         </w:rPr>
-        <w:t xml:space="preserve">Evangelio según san Juan  </w:t>
+        <w:t xml:space="preserve">Primera carta de san Pablo a los Tesalonicenses  </w:t>
       </w:r>
       <w:r>
         <w:rPr>
@@ -6406,7 +6366,7 @@
           <w:sz w:val="18"/>
           <w:szCs w:val="18"/>
         </w:rPr>
-        <w:t xml:space="preserve">Jn 1, 6-8.19-28</w:t>
+        <w:t xml:space="preserve">1 Tes 5, 16-24</w:t>
       </w:r>
     </w:p>
     <w:p>
@@ -6426,11 +6386,11 @@
           <w:color w:val="22708C"/>
           <w:vertAlign w:val="superscript"/>
         </w:rPr>
-        <w:t xml:space="preserve">6</w:t>
-      </w:r>
-      <w:r>
-        <w:rPr/>
-        <w:t xml:space="preserve">Surgió un hombre enviado por Dios, que se llamaba Juan: </w:t>
+        <w:t xml:space="preserve">16</w:t>
+      </w:r>
+      <w:r>
+        <w:rPr/>
+        <w:t xml:space="preserve">Estad siempre alegres. </w:t>
       </w:r>
       <w:r>
         <w:rPr>
@@ -6438,11 +6398,11 @@
           <w:color w:val="22708C"/>
           <w:vertAlign w:val="superscript"/>
         </w:rPr>
-        <w:t xml:space="preserve">7</w:t>
-      </w:r>
-      <w:r>
-        <w:rPr/>
-        <w:t xml:space="preserve">este venía como testigo, para dar testimonio de la luz, para que todos creyeran por medio de él. </w:t>
+        <w:t xml:space="preserve">17</w:t>
+      </w:r>
+      <w:r>
+        <w:rPr/>
+        <w:t xml:space="preserve">Sed constantes en orar. </w:t>
       </w:r>
       <w:r>
         <w:rPr>
@@ -6450,11 +6410,143 @@
           <w:color w:val="22708C"/>
           <w:vertAlign w:val="superscript"/>
         </w:rPr>
-        <w:t xml:space="preserve">8</w:t>
-      </w:r>
-      <w:r>
-        <w:rPr/>
-        <w:t xml:space="preserve">No era él la luz, sino el que daba testimonio de la luz.</w:t>
+        <w:t xml:space="preserve">18</w:t>
+      </w:r>
+      <w:r>
+        <w:rPr/>
+        <w:t xml:space="preserve">Dad gracias en toda ocasión: esta es la voluntad de Dios en Cristo Jesús respecto de vosotros. </w:t>
+      </w:r>
+      <w:r>
+        <w:rPr>
+          <w:b/>
+          <w:color w:val="22708C"/>
+          <w:vertAlign w:val="superscript"/>
+        </w:rPr>
+        <w:t xml:space="preserve">19</w:t>
+      </w:r>
+      <w:r>
+        <w:rPr/>
+        <w:t xml:space="preserve">No apaguéis el espíritu, </w:t>
+      </w:r>
+      <w:r>
+        <w:rPr>
+          <w:b/>
+          <w:color w:val="22708C"/>
+          <w:vertAlign w:val="superscript"/>
+        </w:rPr>
+        <w:t xml:space="preserve">20</w:t>
+      </w:r>
+      <w:r>
+        <w:rPr/>
+        <w:t xml:space="preserve">no despreciéis las profecías. </w:t>
+      </w:r>
+      <w:r>
+        <w:rPr>
+          <w:b/>
+          <w:color w:val="22708C"/>
+          <w:vertAlign w:val="superscript"/>
+        </w:rPr>
+        <w:t xml:space="preserve">21</w:t>
+      </w:r>
+      <w:r>
+        <w:rPr/>
+        <w:t xml:space="preserve">Examinadlo todo; quedaos con lo bueno. </w:t>
+      </w:r>
+      <w:r>
+        <w:rPr>
+          <w:b/>
+          <w:color w:val="22708C"/>
+          <w:vertAlign w:val="superscript"/>
+        </w:rPr>
+        <w:t xml:space="preserve">22</w:t>
+      </w:r>
+      <w:r>
+        <w:rPr/>
+        <w:t xml:space="preserve">Guardaos de toda clase de mal. </w:t>
+      </w:r>
+      <w:r>
+        <w:rPr>
+          <w:b/>
+          <w:color w:val="22708C"/>
+          <w:vertAlign w:val="superscript"/>
+        </w:rPr>
+        <w:t xml:space="preserve">23</w:t>
+      </w:r>
+      <w:r>
+        <w:rPr/>
+        <w:t xml:space="preserve">Que el mismo Dios de la paz os santifique totalmente, y que todo vuestro espíritu, alma y cuerpo, se mantenga sin reproche hasta la venida de nuestro Señor Jesucristo. </w:t>
+      </w:r>
+      <w:r>
+        <w:rPr>
+          <w:b/>
+          <w:color w:val="22708C"/>
+          <w:vertAlign w:val="superscript"/>
+        </w:rPr>
+        <w:t xml:space="preserve">24</w:t>
+      </w:r>
+      <w:r>
+        <w:rPr/>
+        <w:t xml:space="preserve">El que os llama es fiel, y él lo realizará.</w:t>
+      </w:r>
+    </w:p>
+    <w:p>
+      <w:pPr>
+        <w:pStyle w:val="Lectura"/>
+        <w:pBdr>
+          <w:left w:val="single" w:sz="24" w:space="10" w:color="3490B0"/>
+        </w:pBdr>
+        <w:shd w:val="clear" w:color="auto" w:fill="F7F5EF"/>
+        <w:spacing w:after="200"/>
+      </w:pPr>
+      <w:r>
+        <w:rPr>
+          <w:i/>
+          <w:iCs/>
+          <w:color w:val="5D6B71"/>
+          <w:sz w:val="15"/>
+          <w:szCs w:val="15"/>
+        </w:rPr>
+        <w:t xml:space="preserve">Sagrada Biblia, versión oficial de la Conferencia Episcopal Española</w:t>
+      </w:r>
+    </w:p>
+    <w:p>
+      <w:pPr>
+        <w:pStyle w:val="Lectura"/>
+        <w:keepNext/>
+        <w:pBdr>
+          <w:left w:val="single" w:sz="24" w:space="10" w:color="3490B0"/>
+        </w:pBdr>
+        <w:shd w:val="clear" w:color="auto" w:fill="F7F5EF"/>
+        <w:spacing w:before="120" w:after="60"/>
+      </w:pPr>
+      <w:r>
+        <w:rPr>
+          <w:b/>
+          <w:bCs/>
+          <w:color w:val="22708C"/>
+          <w:spacing w:val="10"/>
+          <w:sz w:val="16"/>
+          <w:szCs w:val="16"/>
+        </w:rPr>
+        <w:t xml:space="preserve">LECTURA  </w:t>
+      </w:r>
+      <w:r>
+        <w:rPr>
+          <w:color w:val="5D6B71"/>
+          <w:sz w:val="18"/>
+          <w:szCs w:val="18"/>
+        </w:rPr>
+        <w:t xml:space="preserve">Evangelio según san Juan  </w:t>
+      </w:r>
+      <w:r>
+        <w:rPr>
+          <w:b/>
+          <w:bCs/>
+          <w:color w:val="22708C"/>
+          <w:sz w:val="18"/>
+          <w:szCs w:val="18"/>
+        </w:rPr>
+        <w:t xml:space="preserve">Jn 1, 6-8.19-28</w:t>
       </w:r>
     </w:p>
     <w:p>
@@ -6474,6 +6566,54 @@
           <w:color w:val="22708C"/>
           <w:vertAlign w:val="superscript"/>
         </w:rPr>
+        <w:t xml:space="preserve">6</w:t>
+      </w:r>
+      <w:r>
+        <w:rPr/>
+        <w:t xml:space="preserve">Surgió un hombre enviado por Dios, que se llamaba Juan: </w:t>
+      </w:r>
+      <w:r>
+        <w:rPr>
+          <w:b/>
+          <w:color w:val="22708C"/>
+          <w:vertAlign w:val="superscript"/>
+        </w:rPr>
+        <w:t xml:space="preserve">7</w:t>
+      </w:r>
+      <w:r>
+        <w:rPr/>
+        <w:t xml:space="preserve">este venía como testigo, para dar testimonio de la luz, para que todos creyeran por medio de él. </w:t>
+      </w:r>
+      <w:r>
+        <w:rPr>
+          <w:b/>
+          <w:color w:val="22708C"/>
+          <w:vertAlign w:val="superscript"/>
+        </w:rPr>
+        <w:t xml:space="preserve">8</w:t>
+      </w:r>
+      <w:r>
+        <w:rPr/>
+        <w:t xml:space="preserve">No era él la luz, sino el que daba testimonio de la luz.</w:t>
+      </w:r>
+    </w:p>
+    <w:p>
+      <w:pPr>
+        <w:pStyle w:val="Lectura"/>
+        <w:keepNext/>
+        <w:keepLines/>
+        <w:pBdr>
+          <w:left w:val="single" w:sz="24" w:space="10" w:color="3490B0"/>
+        </w:pBdr>
+        <w:shd w:val="clear" w:color="auto" w:fill="F7F5EF"/>
+        <w:spacing w:after="80"/>
+      </w:pPr>
+      <w:r>
+        <w:rPr>
+          <w:b/>
+          <w:color w:val="22708C"/>
+          <w:vertAlign w:val="superscript"/>
+        </w:rPr>
         <w:t xml:space="preserve">19</w:t>
       </w:r>
       <w:r>
@@ -6648,7 +6788,7 @@
       <w:pPr>
         <w:pStyle w:val="Cuerpo"/>
       </w:pPr>
-      <w:hyperlink r:id="rIdL22" w:history="1">
+      <w:hyperlink r:id="rIdL23" w:history="1">
         <w:r>
           <w:rPr>
             <w:rStyle w:val="Hipervnculo"/>
@@ -6668,7 +6808,7 @@
         <w:rPr/>
         <w:t xml:space="preserve"> (karaoke con letra; </w:t>
       </w:r>
-      <w:hyperlink r:id="rIdL23" w:history="1">
+      <w:hyperlink r:id="rIdL24" w:history="1">
         <w:r>
           <w:rPr>
             <w:rStyle w:val="Hipervnculo"/>
@@ -6827,15 +6967,6 @@
     </w:p>
     <w:p>
       <w:pPr>
-        <w:pStyle w:val="Cuerpo"/>
-      </w:pPr>
-      <w:r>
-        <w:rPr/>
-        <w:t xml:space="preserve">En procesión, con una frase breve cada uno:</w:t>
-      </w:r>
-    </w:p>
-    <w:p>
-      <w:pPr>
         <w:pStyle w:val="Lista"/>
         <w:numPr>
           <w:ilvl w:val="0"/>
@@ -6971,7 +7102,7 @@
       </w:pPr>
       <w:r>
         <w:rPr/>
-        <w:t xml:space="preserve">Comulgan los que ya han hecho la Primera Comunión; los demás se acercan con los brazos cruzados sobre el pecho para recibir la bendición. Los profesores organizan la fila por bancos y acompañan para que se haga con respeto. Mientras, suena música tranquila. Después, un momento de silencio guiado: «Jesús está aquí, contigo. Cuéntale en silencio cómo estás y dale las gracias».</w:t>
+        <w:t xml:space="preserve">Comulgan los que ya han hecho la Primera Comunión. Los profesores organizan la fila por bancos y acompañan para que se haga con respeto. Mientras, suena música tranquila. Después, un momento de silencio guiado: «Jesús está aquí, contigo. Cuéntale en silencio cómo estás y dale las gracias».</w:t>
       </w:r>
     </w:p>
     <w:p>
@@ -6995,7 +7126,7 @@
         <w:rPr/>
         <w:t xml:space="preserve">«Gracias, Jesús, porque estás en medio de nosotros. Ayúdanos a estar siempre alegres y a llevar tu alegría a los demás. ¡Ven, Señor!». Canto final: </w:t>
       </w:r>
-      <w:hyperlink r:id="rIdL24" w:history="1">
+      <w:hyperlink r:id="rIdL25" w:history="1">
         <w:r>
           <w:rPr>
             <w:rStyle w:val="Hipervnculo"/>
@@ -7015,7 +7146,7 @@
         <w:rPr/>
         <w:t xml:space="preserve"> (vídeo con letra; </w:t>
       </w:r>
-      <w:hyperlink r:id="rIdL25" w:history="1">
+      <w:hyperlink r:id="rIdL26" w:history="1">
         <w:r>
           <w:rPr>
             <w:rStyle w:val="Hipervnculo"/>
@@ -7027,7 +7158,7 @@
         <w:rPr/>
         <w:t xml:space="preserve">) o </w:t>
       </w:r>
-      <w:hyperlink r:id="rIdL26" w:history="1">
+      <w:hyperlink r:id="rIdL27" w:history="1">
         <w:r>
           <w:rPr>
             <w:rStyle w:val="Hipervnculo"/>

--- a/descargas/primaria-1-3/word/PRESENTE_primaria-1-3_completo.docx
+++ b/descargas/primaria-1-3/word/PRESENTE_primaria-1-3_completo.docx
@@ -1066,7 +1066,7 @@
       </w:r>
       <w:r>
         <w:rPr/>
-        <w:t xml:space="preserve">dos propuestas; cada clase elige una:</w:t>
+        <w:t xml:space="preserve">cada clase usa uno de los dos modelos (ver la pestaña «Símbolo»):</w:t>
       </w:r>
     </w:p>
     <w:p>
@@ -1083,7 +1083,7 @@
           <w:bCs/>
           <w:color w:val="22708C"/>
         </w:rPr>
-        <w:t xml:space="preserve">Caja cúbica (propuestas A y B): </w:t>
+        <w:t xml:space="preserve">Modelo A · caja cúbica: </w:t>
       </w:r>
       <w:r>
         <w:rPr/>
@@ -1104,11 +1104,11 @@
           <w:bCs/>
           <w:color w:val="22708C"/>
         </w:rPr>
-        <w:t xml:space="preserve">Caja abatible (propuesta C): </w:t>
-      </w:r>
-      <w:r>
-        <w:rPr/>
-        <w:t xml:space="preserve"> lámina 1: la cruz se deja abierta en plano junto a la corona y cada alumno pone en el centro un círculo con su nombre (lámina 3) diciendo «¡Presente!».</w:t>
+        <w:t xml:space="preserve">Modelo B · caja abatible: </w:t>
+      </w:r>
+      <w:r>
+        <w:rPr/>
+        <w:t xml:space="preserve"> plantillas 1 y 2: la cruz se deja abierta en plano junto a la corona, con la tapa al lado.</w:t>
       </w:r>
     </w:p>
     <w:p>
@@ -1182,7 +1182,7 @@
       </w:pPr>
       <w:r>
         <w:rPr/>
-        <w:t xml:space="preserve">«¡Buenos días! Ayer empezó el Adviento: cuatro semanas para preparar la llegada de Jesús. Hoy encendemos la primera vela de la corona». Se presenta la caja cúbica (plantilla 1): abierta, vacía y con la tapa al lado. «Cada semana le añadiremos algo y en Navidad descubriremos qué hay dentro».</w:t>
+        <w:t xml:space="preserve">«¡Buenos días! Ayer empezó el Adviento: cuatro semanas para preparar la llegada de Jesús. Hoy encendemos la primera vela de la corona». Se presenta la caja del símbolo: abierta, vacía y con la tapa al lado. «Cada semana le añadiremos algo y en Navidad descubriremos qué hay dentro».</w:t>
       </w:r>
     </w:p>
     <w:p>
@@ -2476,7 +2476,7 @@
       </w:r>
       <w:r>
         <w:rPr/>
-        <w:t xml:space="preserve">dos propuestas; cada clase elige una:</w:t>
+        <w:t xml:space="preserve">cada clase usa uno de los dos modelos (ver la pestaña «Símbolo»):</w:t>
       </w:r>
     </w:p>
     <w:p>
@@ -2493,7 +2493,7 @@
           <w:bCs/>
           <w:color w:val="6F7300"/>
         </w:rPr>
-        <w:t xml:space="preserve">Caja cúbica (propuestas A y B): </w:t>
+        <w:t xml:space="preserve">Modelo A · caja cúbica: </w:t>
       </w:r>
       <w:r>
         <w:rPr/>
@@ -2514,11 +2514,11 @@
           <w:bCs/>
           <w:color w:val="6F7300"/>
         </w:rPr>
-        <w:t xml:space="preserve">Caja abatible (propuesta C): </w:t>
-      </w:r>
-      <w:r>
-        <w:rPr/>
-        <w:t xml:space="preserve"> se levantan las cuatro paredes, con las palabras de las semanas hacia dentro, y se encaja la tapa (lámina 2). Los nombres quedan guardados dentro.</w:t>
+        <w:t xml:space="preserve">Modelo B · caja abatible: </w:t>
+      </w:r>
+      <w:r>
+        <w:rPr/>
+        <w:t xml:space="preserve"> se levantan las cuatro paredes, con las palabras de las semanas hacia dentro, y se encaja la tapa.</w:t>
       </w:r>
     </w:p>
     <w:p>
@@ -2592,7 +2592,7 @@
       </w:pPr>
       <w:r>
         <w:rPr/>
-        <w:t xml:space="preserve">«Después del puente volvemos a nuestra caja. El domingo encendimos la segunda vela. Hoy la envolvemos con su papel de regalo». Un grupo pega las piezas de la plantilla 2. «Envolver es preparar algo con cariño para otra persona».</w:t>
+        <w:t xml:space="preserve">«Después del puente volvemos a nuestra caja. El domingo encendimos la segunda vela. Hoy la cerramos, como se prepara un regalo». Un grupo cierra la caja: en el Modelo A la forra con el papel de regalo (plantilla 2) y le pone la tapa; en el Modelo B levanta las cuatro paredes y encaja la tapa. «Envolver es preparar algo con cariño para otra persona».</w:t>
       </w:r>
     </w:p>
     <w:p>
@@ -3492,7 +3492,7 @@
       </w:r>
       <w:r>
         <w:rPr/>
-        <w:t xml:space="preserve">dos propuestas; cada clase elige una:</w:t>
+        <w:t xml:space="preserve">igual en los dos modelos (ver la pestaña «Símbolo»):</w:t>
       </w:r>
     </w:p>
     <w:p>
@@ -3509,32 +3509,11 @@
           <w:bCs/>
           <w:color w:val="C4531A"/>
         </w:rPr>
-        <w:t xml:space="preserve">Caja cúbica (propuestas A y B): </w:t>
-      </w:r>
-      <w:r>
-        <w:rPr/>
-        <w:t xml:space="preserve"> plantilla 3: tiras, lazo y nudo naranjas de papel.</w:t>
-      </w:r>
-    </w:p>
-    <w:p>
-      <w:pPr>
-        <w:pStyle w:val="Lista"/>
-        <w:numPr>
-          <w:ilvl w:val="0"/>
-          <w:numId w:val="1"/>
-        </w:numPr>
-      </w:pPr>
-      <w:r>
-        <w:rPr>
-          <w:b/>
-          <w:bCs/>
-          <w:color w:val="C4531A"/>
-        </w:rPr>
-        <w:t xml:space="preserve">Caja abatible (propuesta C): </w:t>
-      </w:r>
-      <w:r>
-        <w:rPr/>
-        <w:t xml:space="preserve"> se ata en cruz una cinta de raso naranja de verdad (2,5 cm de ancho, un metro por clase) con una lazada.</w:t>
+        <w:t xml:space="preserve">En los dos modelos: </w:t>
+      </w:r>
+      <w:r>
+        <w:rPr/>
+        <w:t xml:space="preserve"> plantilla 3: se coloca de pie, en el centro de la tapa, el símbolo de la campaña como un señalizador. Por detrás dice «Para: ti · De: Dios».</w:t>
       </w:r>
     </w:p>
     <w:p>
@@ -3608,7 +3587,7 @@
       </w:pPr>
       <w:r>
         <w:rPr/>
-        <w:t xml:space="preserve">«Ayer encendimos la vela rosa: era el domingo Gaudete, que significa «alegraos». ¡Jesús está muy cerca!». Un grupo pega las tiras, el lazo y el nudo cúbico de la plantilla 3.</w:t>
+        <w:t xml:space="preserve">«Ayer encendimos la vela rosa: era el domingo Gaudete, que significa «alegraos». ¡Jesús está muy cerca!». Un grupo coloca de pie sobre la tapa el símbolo de la campaña (plantilla 3): una señal que dice «aquí». Para descubrir a Jesús a veces necesitamos que alguien nos indique dónde está.</w:t>
       </w:r>
     </w:p>
     <w:p>
@@ -4744,7 +4723,7 @@
       </w:pPr>
       <w:r>
         <w:rPr/>
-        <w:t xml:space="preserve">Nos colocamos alrededor de la caja con su lazo. Quien quiera cuenta en voz alta un momento en que ha descubierto a Jesús: alguien que ayudó, alguien que acompañó a un compañero solo, alguien que perdonó. Después de cada uno, todos dicen: «¡Ahí estaba Jesús!».</w:t>
+        <w:t xml:space="preserve">Nos colocamos alrededor de la caja con su señal. Quien quiera cuenta en voz alta un momento en que ha descubierto a Jesús: alguien que ayudó, alguien que acompañó a un compañero solo, alguien que perdonó. Después de cada uno, todos dicen: «¡Ahí estaba Jesús!».</w:t>
       </w:r>
     </w:p>
     <w:p>
@@ -4995,7 +4974,7 @@
       </w:r>
       <w:r>
         <w:rPr/>
-        <w:t xml:space="preserve">dos propuestas; cada clase elige una:</w:t>
+        <w:t xml:space="preserve">igual en los dos modelos (ver la pestaña «Símbolo»):</w:t>
       </w:r>
     </w:p>
     <w:p>
@@ -5012,32 +4991,11 @@
           <w:bCs/>
           <w:color w:val="9A7400"/>
         </w:rPr>
-        <w:t xml:space="preserve">Caja cúbica (propuestas A y B): </w:t>
-      </w:r>
-      <w:r>
-        <w:rPr/>
-        <w:t xml:space="preserve"> plantilla 4: la tarjeta «Para: ti · De: Dios» se cuelga del lazo.</w:t>
-      </w:r>
-    </w:p>
-    <w:p>
-      <w:pPr>
-        <w:pStyle w:val="Lista"/>
-        <w:numPr>
-          <w:ilvl w:val="0"/>
-          <w:numId w:val="1"/>
-        </w:numPr>
-      </w:pPr>
-      <w:r>
-        <w:rPr>
-          <w:b/>
-          <w:bCs/>
-          <w:color w:val="9A7400"/>
-        </w:rPr>
-        <w:t xml:space="preserve">Caja abatible (propuesta C): </w:t>
-      </w:r>
-      <w:r>
-        <w:rPr/>
-        <w:t xml:space="preserve"> la tarjeta de la lámina 2 se ata al lazo; por detrás, la clase escribe sus compromisos para Navidad.</w:t>
+        <w:t xml:space="preserve">En los dos modelos: </w:t>
+      </w:r>
+      <w:r>
+        <w:rPr/>
+        <w:t xml:space="preserve"> plantilla 4: cada alumno escribe en su tarjeta su nombre («¡Presente!») y, por detrás, su compromiso, y la deja dentro de la caja. Se vuelve a cerrar.</w:t>
       </w:r>
     </w:p>
     <w:p>
@@ -5111,7 +5069,7 @@
       </w:pPr>
       <w:r>
         <w:rPr/>
-        <w:t xml:space="preserve">«Ayer encendimos la cuarta vela. A la caja le falta la última pieza: la tarjeta». Se cuelga la tarjeta grande de la plantilla 4 y se lee: «Para: ti. De: Dios». «¡El regalo tiene destinatario: cada uno de nosotros!».</w:t>
+        <w:t xml:space="preserve">«Ayer encendimos la cuarta vela. ¿Qué pone detrás de nuestra señal?». Se gira el símbolo y se lee: «Para: ti. De: Dios». «¡El regalo tiene destinatario: cada uno de nosotros!».</w:t>
       </w:r>
     </w:p>
     <w:p>
@@ -5395,7 +5353,7 @@
       </w:pPr>
       <w:r>
         <w:rPr/>
-        <w:t xml:space="preserve">«He aquí» quiere decir «aquí estoy». María no dijo «luego» ni «ya veré»: dijo «aquí estoy». Es como contestar «¡Presente!» al pasar lista, pero con toda la vida. Hoy la profe pasa lista y cada uno responde «¡Aquí estoy!». Si se usan, se reparten las tarjetas pequeñas de la plantilla 4 para que cada uno escriba su nombre en «Para».</w:t>
+        <w:t xml:space="preserve">«He aquí» quiere decir «aquí estoy». María no dijo «luego» ni «ya veré»: dijo «aquí estoy». Es como contestar «¡Presente!» al pasar lista, pero con toda la vida. Hoy la profe pasa lista y cada uno responde «¡Aquí estoy!». Después se reparten las tarjetas de la plantilla 4: cada uno escribe su nombre delante y, detrás, su compromiso, y la deja dentro de la caja diciendo «¡Presente!».</w:t>
       </w:r>
     </w:p>
     <w:p>
@@ -5624,7 +5582,7 @@
       </w:hyperlink>
       <w:r>
         <w:rPr/>
-        <w:t xml:space="preserve">. Después miramos la caja terminada: la caja, el papel, el lazo y la tarjeta. Solo falta abrirla en la celebración de Navidad.</w:t>
+        <w:t xml:space="preserve">. Después miramos la caja terminada: cerrada, con su señal y, dentro, nuestros nombres. Solo falta abrirla en la celebración de Navidad.</w:t>
       </w:r>
     </w:p>
     <w:p>
@@ -6768,7 +6726,7 @@
       </w:pPr>
       <w:r>
         <w:rPr/>
-        <w:t xml:space="preserve">«Buenos días. Llevamos casi tres semanas esperando a Jesús. Nuestra caja ya está envuelta y tiene su lazo. El domingo pasado se llamaba Gaudete, que significa «alegraos», porque Jesús está muy cerca. Hoy, en la misa, Jesús no solo está cerca: viene de verdad, en su Palabra y en el pan. ¡Le recibimos cantando!».</w:t>
+        <w:t xml:space="preserve">«Buenos días. Llevamos casi tres semanas esperando a Jesús. Nuestra caja ya está cerrada y tiene su señal naranja. El domingo pasado se llamaba Gaudete, que significa «alegraos», porque Jesús está muy cerca. Hoy, en la misa, Jesús no solo está cerca: viene de verdad, en su Palabra y en el pan. ¡Le recibimos cantando!».</w:t>
       </w:r>
     </w:p>
     <w:p>

--- a/descargas/primaria-1-3/word/PRESENTE_primaria-1-3_completo.docx
+++ b/descargas/primaria-1-3/word/PRESENTE_primaria-1-3_completo.docx
@@ -555,7 +555,7 @@
         </w:r>
         <w:r>
           <w:rPr/>
-          <w:t xml:space="preserve">11</w:t>
+          <w:t xml:space="preserve">12</w:t>
         </w:r>
         <w:r>
           <w:fldChar w:fldCharType="end"/>
@@ -585,7 +585,7 @@
         </w:r>
         <w:r>
           <w:rPr/>
-          <w:t xml:space="preserve">12</w:t>
+          <w:t xml:space="preserve">13</w:t>
         </w:r>
         <w:r>
           <w:fldChar w:fldCharType="end"/>
@@ -618,7 +618,7 @@
         </w:r>
         <w:r>
           <w:rPr/>
-          <w:t xml:space="preserve">13</w:t>
+          <w:t xml:space="preserve">14</w:t>
         </w:r>
         <w:r>
           <w:fldChar w:fldCharType="end"/>
@@ -648,7 +648,7 @@
         </w:r>
         <w:r>
           <w:rPr/>
-          <w:t xml:space="preserve">14</w:t>
+          <w:t xml:space="preserve">15</w:t>
         </w:r>
         <w:r>
           <w:fldChar w:fldCharType="end"/>
@@ -678,7 +678,7 @@
         </w:r>
         <w:r>
           <w:rPr/>
-          <w:t xml:space="preserve">15</w:t>
+          <w:t xml:space="preserve">16</w:t>
         </w:r>
         <w:r>
           <w:fldChar w:fldCharType="end"/>
@@ -708,7 +708,7 @@
         </w:r>
         <w:r>
           <w:rPr/>
-          <w:t xml:space="preserve">16</w:t>
+          <w:t xml:space="preserve">17</w:t>
         </w:r>
         <w:r>
           <w:fldChar w:fldCharType="end"/>
@@ -738,7 +738,7 @@
         </w:r>
         <w:r>
           <w:rPr/>
-          <w:t xml:space="preserve">17</w:t>
+          <w:t xml:space="preserve">18</w:t>
         </w:r>
         <w:r>
           <w:fldChar w:fldCharType="end"/>
@@ -768,7 +768,7 @@
         </w:r>
         <w:r>
           <w:rPr/>
-          <w:t xml:space="preserve">18</w:t>
+          <w:t xml:space="preserve">19</w:t>
         </w:r>
         <w:r>
           <w:fldChar w:fldCharType="end"/>
@@ -801,7 +801,7 @@
         </w:r>
         <w:r>
           <w:rPr/>
-          <w:t xml:space="preserve">19</w:t>
+          <w:t xml:space="preserve">20</w:t>
         </w:r>
         <w:r>
           <w:fldChar w:fldCharType="end"/>
@@ -831,7 +831,7 @@
         </w:r>
         <w:r>
           <w:rPr/>
-          <w:t xml:space="preserve">20</w:t>
+          <w:t xml:space="preserve">21</w:t>
         </w:r>
         <w:r>
           <w:fldChar w:fldCharType="end"/>
@@ -861,7 +861,7 @@
         </w:r>
         <w:r>
           <w:rPr/>
-          <w:t xml:space="preserve">22</w:t>
+          <w:t xml:space="preserve">23</w:t>
         </w:r>
         <w:r>
           <w:fldChar w:fldCharType="end"/>
@@ -894,7 +894,7 @@
         </w:r>
         <w:r>
           <w:rPr/>
-          <w:t xml:space="preserve">23</w:t>
+          <w:t xml:space="preserve">24</w:t>
         </w:r>
         <w:r>
           <w:fldChar w:fldCharType="end"/>
@@ -927,7 +927,7 @@
         </w:r>
         <w:r>
           <w:rPr/>
-          <w:t xml:space="preserve">25</w:t>
+          <w:t xml:space="preserve">26</w:t>
         </w:r>
         <w:r>
           <w:fldChar w:fldCharType="end"/>
@@ -1204,7 +1204,7 @@
       </w:pPr>
       <w:r>
         <w:rPr/>
-        <w:t xml:space="preserve">Leemos </w:t>
+        <w:t xml:space="preserve">Comentamos un pasaje del evangelio (</w:t>
       </w:r>
       <w:hyperlink r:id="rIdL2" w:history="1">
         <w:r>
@@ -1216,7 +1216,7 @@
       </w:hyperlink>
       <w:r>
         <w:rPr/>
-        <w:t xml:space="preserve">. Antes, explicamos la historia: un señor se va de viaje y deja a sus criados cuidando la casa. Al portero le pide que se quede despierto vigilando la puerta, porque no sabe a qué hora va a volver. Jesús termina diciendo: «Lo que os digo a vosotros, lo digo a todos: ¡Velad!».</w:t>
+        <w:t xml:space="preserve">): un señor se va de viaje y deja a sus criados cuidando la casa. Al portero le pide que se quede despierto vigilando la puerta, porque no sabe a qué hora va a volver. Jesús termina diciendo: «Lo que os digo a vosotros, lo digo a todos: ¡Velad!».</w:t>
       </w:r>
     </w:p>
     <w:p>
@@ -1370,7 +1370,55 @@
       </w:pPr>
       <w:r>
         <w:rPr/>
-        <w:t xml:space="preserve">Durante el Adviento vamos a trabajar una palabra muy especial: PRESENTE. Un presente es un regalo. El presente es el tiempo de ahora. Y «¡Presente!» es lo que decimos cuando pasan lista. Esta semana la palabra es ESTAR presente. A veces estamos en clase, pero la cabeza está en el recreo, en la tele o en el juego de la tarde.</w:t>
+        <w:t xml:space="preserve">Durante el Adviento vamos a trabajar una palabra muy especial: PRESENTE. Tiene tres significados:</w:t>
+      </w:r>
+    </w:p>
+    <w:p>
+      <w:pPr>
+        <w:pStyle w:val="Lista"/>
+        <w:numPr>
+          <w:ilvl w:val="0"/>
+          <w:numId w:val="101"/>
+        </w:numPr>
+      </w:pPr>
+      <w:r>
+        <w:rPr/>
+        <w:t xml:space="preserve">Un presente es un regalo.</w:t>
+      </w:r>
+    </w:p>
+    <w:p>
+      <w:pPr>
+        <w:pStyle w:val="Lista"/>
+        <w:numPr>
+          <w:ilvl w:val="0"/>
+          <w:numId w:val="101"/>
+        </w:numPr>
+      </w:pPr>
+      <w:r>
+        <w:rPr/>
+        <w:t xml:space="preserve">El presente es el tiempo de ahora.</w:t>
+      </w:r>
+    </w:p>
+    <w:p>
+      <w:pPr>
+        <w:pStyle w:val="Lista"/>
+        <w:numPr>
+          <w:ilvl w:val="0"/>
+          <w:numId w:val="101"/>
+        </w:numPr>
+      </w:pPr>
+      <w:r>
+        <w:rPr/>
+        <w:t xml:space="preserve">Y «¡Presente!» es lo que decimos cuando pasan lista.</w:t>
+      </w:r>
+    </w:p>
+    <w:p>
+      <w:pPr>
+        <w:pStyle w:val="Cuerpo"/>
+      </w:pPr>
+      <w:r>
+        <w:rPr/>
+        <w:t xml:space="preserve">Esta semana la palabra es ESTAR presente. A veces estamos en clase, pero la cabeza está en el recreo, en llegar a casa o en el juego de la tarde.</w:t>
       </w:r>
     </w:p>
     <w:p>
@@ -1383,7 +1431,7 @@
       </w:pPr>
       <w:r>
         <w:rPr/>
-        <w:t xml:space="preserve">¿Qué tiene que hacer el portero de la historia?</w:t>
+        <w:t xml:space="preserve">¿Qué tiene que hacer el portero de la historia? Debe estar atento. Nosotros también, para poder estar presentes en lo que sucede ahora. En el «ahora», ¡sucede la vida!</w:t>
       </w:r>
     </w:p>
     <w:p>
@@ -1396,7 +1444,7 @@
       </w:pPr>
       <w:r>
         <w:rPr/>
-        <w:t xml:space="preserve">¿Qué cosas nos distraen cuando alguien nos habla?</w:t>
+        <w:t xml:space="preserve">¿Qué cosas nos distraen cuando alguien nos habla? ¿Las personas sienten que estoy presente para ellas?</w:t>
       </w:r>
     </w:p>
     <w:p>
@@ -1418,7 +1466,7 @@
       </w:pPr>
       <w:r>
         <w:rPr/>
-        <w:t xml:space="preserve">«Jesús, aquí estamos, al empezar el Adviento. Ayúdanos a estar despiertos y atentos, a escuchar a los demás y a esperarte con alegría. Aquí y ahora te esperamos. ¡Ven, Señor!». Padrenuestro.</w:t>
+        <w:t xml:space="preserve">«Jesús, aquí estamos, al empezar el Adviento. Ayúdanos a estar despiertos y atentos, a escuchar a los demás y a esperarte con alegría. Aquí y ahora te esperamos. ¡Ven, Señor!».</w:t>
       </w:r>
     </w:p>
     <w:p>
@@ -1553,7 +1601,7 @@
       </w:pPr>
       <w:r>
         <w:rPr/>
-        <w:t xml:space="preserve">Tomás cuidaba un faro en lo alto de unas rocas, junto al mar. Cada tarde subía los 120 escalones, limpiaba el cristal y encendía la gran luz. Después se quedaba despierto toda la noche, mirando las olas, para que la luz no se apagara. Una noche de invierno hubo una tormenta terrible. Tomás estaba cansadísimo y pensó: «Por una vez que cierre los ojos, no pasará nada». Se sentó en su sillón y empezó a dar cabezadas. Pero entonces recordó que allá fuera, en el mar, había pescadores buscando el camino a casa. Se levantó, limpió otra vez el cristal empañado y la luz brilló más fuerte que nunca. Al amanecer, alguien llamó a su puerta. Era un pescador, empapado y sonriente: «¡Gracias! Tu luz nos ha traído a casa».</w:t>
+        <w:t xml:space="preserve">Tomás era un hombre que cuidaba un faro en lo alto de unas rocas, junto al mar. Cada tarde subía los 120 escalones, limpiaba el cristal y encendía la gran luz. Después se quedaba despierto toda la noche, mirando las olas, para que la luz no se apagara. Una noche de invierno hubo una tormenta terrible. Tomás estaba cansadísimo y pensó: «Por una vez que cierre los ojos, no pasará nada». Se sentó en su sillón y empezó a dar cabezadas. Pero entonces recordó que allá fuera, en el mar, había pescadores buscando el camino a casa. Se levantó, limpió otra vez el cristal empañado y la luz brilló más fuerte que nunca. Al amanecer, alguien llamó a su puerta. Era un pescador, empapado y sonriente: «¡Gracias! Tu luz nos ha traído a casa».</w:t>
       </w:r>
     </w:p>
     <w:p>
@@ -1567,15 +1615,6 @@
           <w:color w:val="22708C"/>
         </w:rPr>
         <w:t xml:space="preserve">Reflexión</w:t>
-      </w:r>
-    </w:p>
-    <w:p>
-      <w:pPr>
-        <w:pStyle w:val="Cuerpo"/>
-      </w:pPr>
-      <w:r>
-        <w:rPr/>
-        <w:t xml:space="preserve">Tomás estaba despierto porque otros le necesitaban. Estar atento es una forma de querer.</w:t>
       </w:r>
     </w:p>
     <w:p>
@@ -1602,6 +1641,15 @@
       <w:r>
         <w:rPr/>
         <w:t xml:space="preserve">¿Quién necesita que tú estés atento hoy?</w:t>
+      </w:r>
+    </w:p>
+    <w:p>
+      <w:pPr>
+        <w:pStyle w:val="Cuerpo"/>
+      </w:pPr>
+      <w:r>
+        <w:rPr/>
+        <w:t xml:space="preserve">Tomás estaba despierto porque otros le necesitaban. Estar atento es una forma de querer.</w:t>
       </w:r>
     </w:p>
     <w:p>
@@ -1778,19 +1826,67 @@
       </w:hyperlink>
       <w:r>
         <w:rPr/>
-        <w:t xml:space="preserve"> (karaoke con letra; </w:t>
-      </w:r>
-      <w:hyperlink r:id="rIdL4" w:history="1">
-        <w:r>
-          <w:rPr>
-            <w:rStyle w:val="Hipervnculo"/>
-          </w:rPr>
-          <w:t xml:space="preserve">versión original</w:t>
-        </w:r>
-      </w:hyperlink>
-      <w:r>
-        <w:rPr/>
-        <w:t xml:space="preserve">). La primera vez, escuchar; la segunda, cantar el estribillo todos juntos.</w:t>
+        <w:t xml:space="preserve">. La primera vez, escuchar; la segunda, cantar el estribillo todos juntos.</w:t>
+      </w:r>
+    </w:p>
+    <w:p>
+      <w:pPr>
+        <w:pStyle w:val="Cuerpo"/>
+      </w:pPr>
+      <w:r>
+        <w:rPr>
+          <w:i/>
+          <w:iCs/>
+        </w:rPr>
+        <w:t xml:space="preserve">Preparemos el camino despertando los sentidos,</w:t>
+      </w:r>
+    </w:p>
+    <w:p>
+      <w:pPr>
+        <w:pStyle w:val="Cuerpo"/>
+      </w:pPr>
+      <w:r>
+        <w:rPr>
+          <w:i/>
+          <w:iCs/>
+        </w:rPr>
+        <w:t xml:space="preserve">abre de una vez tu portal.</w:t>
+      </w:r>
+    </w:p>
+    <w:p>
+      <w:pPr>
+        <w:pStyle w:val="Cuerpo"/>
+      </w:pPr>
+      <w:r>
+        <w:rPr>
+          <w:i/>
+          <w:iCs/>
+        </w:rPr>
+        <w:t xml:space="preserve">Preparemos el camino despertando los sentidos,</w:t>
+      </w:r>
+    </w:p>
+    <w:p>
+      <w:pPr>
+        <w:pStyle w:val="Cuerpo"/>
+      </w:pPr>
+      <w:r>
+        <w:rPr>
+          <w:i/>
+          <w:iCs/>
+        </w:rPr>
+        <w:t xml:space="preserve">que Jesús te viene a salvar.</w:t>
+      </w:r>
+    </w:p>
+    <w:p>
+      <w:pPr>
+        <w:pStyle w:val="Cuerpo"/>
+      </w:pPr>
+      <w:r>
+        <w:rPr>
+          <w:i/>
+          <w:iCs/>
+        </w:rPr>
+        <w:t xml:space="preserve">Adviento, Adviento, Adviento llegó (bis).</w:t>
       </w:r>
     </w:p>
     <w:p>
@@ -1860,7 +1956,7 @@
       </w:pPr>
       <w:r>
         <w:rPr/>
-        <w:t xml:space="preserve">«Jesús, el Adviento ha llegado y queremos prepararnos para recibirte». Padrenuestro.</w:t>
+        <w:t xml:space="preserve">«Jesús, el Adviento ha llegado y queremos prepararnos para recibirte».</w:t>
       </w:r>
     </w:p>
     <w:p>
@@ -1995,7 +2091,7 @@
       </w:pPr>
       <w:r>
         <w:rPr/>
-        <w:t xml:space="preserve">Hachikō era un perro de la raza akita. Vivía en Tokio con un profesor de universidad. Cada mañana le acompañaba a la estación de tren y cada tarde volvía a esperarle a la misma hora. Un día, el profesor murió en el trabajo y ya no volvió. Pero Hachikō siguió yendo a la estación cada tarde, durante casi diez años, a esperarle. La gente de la estación empezó a cuidarle y a darle de comer. Hoy hay una estatua de Hachikō en esa estación, y es uno de los lugares más famosos de Tokio.</w:t>
+        <w:t xml:space="preserve">Hachikō era un perro de la raza akita. Vivía en Tokio con un profesor de universidad. Cada mañana le acompañaba a la estación de tren y cada tarde volvía a esperarle a la misma hora. Un día, el profesor ya no volvió, pero Hachikō siguió yendo a la estación cada tarde, durante casi diez años, a esperarle. La gente de la estación empezó a cuidarle y a darle de comer. Hoy hay una estatua de Hachikō en esa estación, y es uno de los lugares más famosos de Tokio.</w:t>
       </w:r>
     </w:p>
     <w:p>
@@ -2255,7 +2351,7 @@
       <w:pPr>
         <w:pStyle w:val="Cuerpo"/>
       </w:pPr>
-      <w:hyperlink r:id="rIdL5" w:history="1">
+      <w:hyperlink r:id="rIdL4" w:history="1">
         <w:r>
           <w:rPr>
             <w:rStyle w:val="Hipervnculo"/>
@@ -2273,19 +2369,7 @@
       </w:hyperlink>
       <w:r>
         <w:rPr/>
-        <w:t xml:space="preserve"> (vídeo con letra; </w:t>
-      </w:r>
-      <w:hyperlink r:id="rIdL6" w:history="1">
-        <w:r>
-          <w:rPr>
-            <w:rStyle w:val="Hipervnculo"/>
-          </w:rPr>
-          <w:t xml:space="preserve">versión original</w:t>
-        </w:r>
-      </w:hyperlink>
-      <w:r>
-        <w:rPr/>
-        <w:t xml:space="preserve">). Habla de disfrutar lo sencillo de cada día sin darle tantas vueltas a las cosas. Mientras suena, cada uno piensa en un momento pequeño de la semana en el que ha estado de verdad presente.</w:t>
+        <w:t xml:space="preserve">. Habla de disfrutar lo sencillo de cada día sin darle tantas vueltas a las cosas. Mientras suena, cada uno piensa en un momento pequeño de la semana en el que ha estado de verdad presente.</w:t>
       </w:r>
     </w:p>
     <w:p>
@@ -2307,7 +2391,7 @@
       </w:pPr>
       <w:r>
         <w:rPr/>
-        <w:t xml:space="preserve">«Gracias, Jesús, por esta semana. Perdón por las veces que no he escuchado. Ayúdame a estar más presente». Padrenuestro.</w:t>
+        <w:t xml:space="preserve">«Gracias, Jesús, por esta semana. Perdón por las veces que no he escuchado. Ayúdame a estar más presente».</w:t>
       </w:r>
     </w:p>
     <w:p>
@@ -2419,7 +2503,7 @@
       <w:pPr>
         <w:spacing w:after="360"/>
       </w:pPr>
-      <w:hyperlink r:id="rIdL7" w:history="1">
+      <w:hyperlink r:id="rIdL5" w:history="1">
         <w:r>
           <w:rPr>
             <w:rStyle w:val="Hipervnculo"/>
@@ -2614,9 +2698,9 @@
       </w:pPr>
       <w:r>
         <w:rPr/>
-        <w:t xml:space="preserve">Leemos </w:t>
-      </w:r>
-      <w:hyperlink r:id="rIdL8" w:history="1">
+        <w:t xml:space="preserve">Comentamos </w:t>
+      </w:r>
+      <w:hyperlink r:id="rIdL6" w:history="1">
         <w:r>
           <w:rPr>
             <w:rStyle w:val="Hipervnculo"/>
@@ -2626,7 +2710,7 @@
       </w:hyperlink>
       <w:r>
         <w:rPr/>
-        <w:t xml:space="preserve">. Juan el Bautista vivía en el desierto, vestía con piel de camello y comía saltamontes y miel. Iba gritando: «Preparad el camino del Señor».</w:t>
+        <w:t xml:space="preserve">: Juan el Bautista era el primo de Jesús. Había decidido dejar su casa, la ciudad, para que nada lo distrajera y pudiera concentrarse en prepararse para cuando Jesús llegara. Vivía en el desierto e iba gritando a todo el mundo con el que se encontraba: «Preparad el camino del Señor».</w:t>
       </w:r>
     </w:p>
     <w:p>
@@ -2886,7 +2970,7 @@
       </w:pPr>
       <w:r>
         <w:rPr/>
-        <w:t xml:space="preserve">«Jesús, quiero quitar las piedras de mi camino para que puedas llegar hasta mí. Ayúdame a ser bueno con los demás». Padrenuestro.</w:t>
+        <w:t xml:space="preserve">«Jesús, quiero quitar las piedras de mi camino para que puedas llegar hasta mí. Ayúdame a ser bueno con los demás».</w:t>
       </w:r>
     </w:p>
     <w:p>
@@ -3023,7 +3107,7 @@
         <w:rPr/>
         <w:t xml:space="preserve">Leemos el saludo del ángel: «Alégrate, llena de gracia, el Señor está contigo» (</w:t>
       </w:r>
-      <w:hyperlink r:id="rIdL9" w:history="1">
+      <w:hyperlink r:id="rIdL7" w:history="1">
         <w:r>
           <w:rPr>
             <w:rStyle w:val="Hipervnculo"/>
@@ -3068,7 +3152,7 @@
       </w:pPr>
       <w:r>
         <w:rPr/>
-        <w:t xml:space="preserve">¿Qué parte del Avemaría no entendías antes?</w:t>
+        <w:t xml:space="preserve">Cerramos los ojos y le damos las gracias a María en silencio; cada uno habla con ella. Le puede dar las gracias por ser una madre valiente, generosa, y por cuidar todos los días de nosotros.</w:t>
       </w:r>
     </w:p>
     <w:p>
@@ -3088,7 +3172,7 @@
       <w:pPr>
         <w:pStyle w:val="Cuerpo"/>
       </w:pPr>
-      <w:hyperlink r:id="rIdL10" w:history="1">
+      <w:hyperlink r:id="rIdL8" w:history="1">
         <w:r>
           <w:rPr>
             <w:rStyle w:val="Hipervnculo"/>
@@ -3106,19 +3190,29 @@
       </w:hyperlink>
       <w:r>
         <w:rPr/>
-        <w:t xml:space="preserve"> (vídeo con letra; </w:t>
-      </w:r>
-      <w:hyperlink r:id="rIdL11" w:history="1">
-        <w:r>
-          <w:rPr>
-            <w:rStyle w:val="Hipervnculo"/>
-          </w:rPr>
-          <w:t xml:space="preserve">versión original</w:t>
-        </w:r>
-      </w:hyperlink>
-      <w:r>
-        <w:rPr/>
-        <w:t xml:space="preserve">). La escuchamos en silencio, mirando la imagen de María, antes de rezar el Avemaría.</w:t>
+        <w:t xml:space="preserve">. La escuchamos en silencio, mirando la imagen de María, antes de rezar el Avemaría.</w:t>
+      </w:r>
+    </w:p>
+    <w:p>
+      <w:pPr>
+        <w:pStyle w:val="Apartado"/>
+      </w:pPr>
+      <w:r>
+        <w:rPr>
+          <w:b/>
+          <w:bCs/>
+          <w:color w:val="6F7300"/>
+        </w:rPr>
+        <w:t xml:space="preserve">Oración</w:t>
+      </w:r>
+    </w:p>
+    <w:p>
+      <w:pPr>
+        <w:pStyle w:val="Cuerpo"/>
+      </w:pPr>
+      <w:r>
+        <w:rPr/>
+        <w:t xml:space="preserve">Avemaría frase a frase: la profe dice cada frase y todos la repiten despacio.</w:t>
       </w:r>
     </w:p>
     <w:p>
@@ -3143,7 +3237,7 @@
       </w:r>
       <w:r>
         <w:rPr/>
-        <w:t xml:space="preserve">Ave María (Dios te salve, María…) frase a frase: la profe dice cada frase y todos la repiten despacio.</w:t>
+        <w:t xml:space="preserve">Ave María (Dios te salve, María…).</w:t>
       </w:r>
       <w:r>
         <w:br/>
@@ -3435,7 +3529,7 @@
       <w:pPr>
         <w:spacing w:after="360"/>
       </w:pPr>
-      <w:hyperlink r:id="rIdL12" w:history="1">
+      <w:hyperlink r:id="rIdL9" w:history="1">
         <w:r>
           <w:rPr>
             <w:rStyle w:val="Hipervnculo"/>
@@ -3609,9 +3703,9 @@
       </w:pPr>
       <w:r>
         <w:rPr/>
-        <w:t xml:space="preserve">Leemos </w:t>
-      </w:r>
-      <w:hyperlink r:id="rIdL13" w:history="1">
+        <w:t xml:space="preserve">Comentamos lo que sucede en </w:t>
+      </w:r>
+      <w:hyperlink r:id="rIdL10" w:history="1">
         <w:r>
           <w:rPr>
             <w:rStyle w:val="Hipervnculo"/>
@@ -3621,7 +3715,7 @@
       </w:hyperlink>
       <w:r>
         <w:rPr/>
-        <w:t xml:space="preserve">. La gente le pregunta a Juan el Bautista si él es el Mesías. Juan dice que no, que él solo viene a anunciar a otro: «En medio de vosotros hay uno que no conocéis».</w:t>
+        <w:t xml:space="preserve">: la gente le pregunta a Juan el Bautista si él es el Mesías. Juan dice que no, que él solo viene a anunciar a otro: «En medio de vosotros hay uno que no conocéis».</w:t>
       </w:r>
     </w:p>
     <w:p>
@@ -3931,7 +4025,7 @@
       </w:pPr>
       <w:r>
         <w:rPr/>
-        <w:t xml:space="preserve">«Jesús, tú estás en medio de nosotros. Abre nuestros ojos para descubrirte en los demás». Padrenuestro.</w:t>
+        <w:t xml:space="preserve">«Jesús, tú estás en medio de nosotros. Abre nuestros ojos para descubrirte en los demás».</w:t>
       </w:r>
     </w:p>
     <w:p>
@@ -4295,7 +4389,7 @@
         <w:rPr/>
         <w:t xml:space="preserve">Cortometraje </w:t>
       </w:r>
-      <w:hyperlink r:id="rIdL14" w:history="1">
+      <w:hyperlink r:id="rIdL11" w:history="1">
         <w:r>
           <w:rPr>
             <w:rStyle w:val="Hipervnculo"/>
@@ -4313,7 +4407,7 @@
       </w:hyperlink>
       <w:r>
         <w:rPr/>
-        <w:t xml:space="preserve"> (unos 4 minutos, sin diálogos). Un niño que se pasa el día con los videojuegos recibe un cachorro como regalo. Al principio no lo quiere… Conviene verlo antes: el final guarda una sorpresa.</w:t>
+        <w:t xml:space="preserve"> (unos 4 minutos, sin diálogos). Un niño que se pasa el día con los videojuegos recibe un cachorro como regalo. Al principio no lo quiere, pero el final guarda una sorpresa.</w:t>
       </w:r>
     </w:p>
     <w:p>
@@ -4327,15 +4421,6 @@
           <w:color w:val="C4531A"/>
         </w:rPr>
         <w:t xml:space="preserve">Reflexión</w:t>
-      </w:r>
-    </w:p>
-    <w:p>
-      <w:pPr>
-        <w:pStyle w:val="Cuerpo"/>
-      </w:pPr>
-      <w:r>
-        <w:rPr/>
-        <w:t xml:space="preserve">A veces no valoramos a quien tenemos al lado porque es distinto o porque le falta algo. Pero cada persona es un regalo. Jesús está en cada una, también en la que es distinta a mí.</w:t>
       </w:r>
     </w:p>
     <w:p>
@@ -4379,6 +4464,15 @@
     </w:p>
     <w:p>
       <w:pPr>
+        <w:pStyle w:val="Cuerpo"/>
+      </w:pPr>
+      <w:r>
+        <w:rPr/>
+        <w:t xml:space="preserve">A veces no valoramos a quien tenemos al lado. Podemos estar tan distraídos pensando en nosotros mismos que no nos damos cuenta de que cada persona es un regalo. Todos tienen algo que enseñarme. Jesús está en cada persona.</w:t>
+      </w:r>
+    </w:p>
+    <w:p>
+      <w:pPr>
         <w:pStyle w:val="Apartado"/>
       </w:pPr>
       <w:r>
@@ -4396,7 +4490,7 @@
       </w:pPr>
       <w:r>
         <w:rPr/>
-        <w:t xml:space="preserve">«Jesús, gracias porque cada persona es un regalo. Ayúdame a querer a todos, también a los que son distintos a mí». Padrenuestro.</w:t>
+        <w:t xml:space="preserve">«Jesús, gracias porque cada persona es un regalo. Ayúdame a querer a todos, a ver el lado bueno de cada uno».</w:t>
       </w:r>
     </w:p>
     <w:p>
@@ -4765,7 +4859,7 @@
       <w:pPr>
         <w:pStyle w:val="Cuerpo"/>
       </w:pPr>
-      <w:hyperlink r:id="rIdL15" w:history="1">
+      <w:hyperlink r:id="rIdL12" w:history="1">
         <w:r>
           <w:rPr>
             <w:rStyle w:val="Hipervnculo"/>
@@ -4917,7 +5011,7 @@
       <w:pPr>
         <w:spacing w:after="360"/>
       </w:pPr>
-      <w:hyperlink r:id="rIdL16" w:history="1">
+      <w:hyperlink r:id="rIdL13" w:history="1">
         <w:r>
           <w:rPr>
             <w:rStyle w:val="Hipervnculo"/>
@@ -5091,9 +5185,9 @@
       </w:pPr>
       <w:r>
         <w:rPr/>
-        <w:t xml:space="preserve">Leemos </w:t>
-      </w:r>
-      <w:hyperlink r:id="rIdL17" w:history="1">
+        <w:t xml:space="preserve">Comentamos lo que sucede en </w:t>
+      </w:r>
+      <w:hyperlink r:id="rIdL14" w:history="1">
         <w:r>
           <w:rPr>
             <w:rStyle w:val="Hipervnculo"/>
@@ -5399,7 +5493,7 @@
       <w:pPr>
         <w:pStyle w:val="Cuerpo"/>
       </w:pPr>
-      <w:hyperlink r:id="rIdL18" w:history="1">
+      <w:hyperlink r:id="rIdL15" w:history="1">
         <w:r>
           <w:rPr>
             <w:rStyle w:val="Hipervnculo"/>
@@ -5572,7 +5666,7 @@
       <w:pPr>
         <w:pStyle w:val="Cuerpo"/>
       </w:pPr>
-      <w:hyperlink r:id="rIdL19" w:history="1">
+      <w:hyperlink r:id="rIdL16" w:history="1">
         <w:r>
           <w:rPr>
             <w:rStyle w:val="Hipervnculo"/>
@@ -5652,7 +5746,7 @@
       </w:pPr>
       <w:r>
         <w:rPr/>
-        <w:t xml:space="preserve">«Gracias, Jesús, por venir a estar con nosotros. Bendice a nuestras familias y a los que lo pasan mal en esta Navidad. ¡Feliz Navidad!». Padrenuestro.</w:t>
+        <w:t xml:space="preserve">«Gracias, Jesús, por venir a estar con nosotros. Bendice a nuestras familias y a los que lo pasan mal en esta Navidad. ¡Feliz Navidad!».</w:t>
       </w:r>
     </w:p>
     <w:p>
@@ -5805,28 +5899,6 @@
           <w:bCs/>
           <w:color w:val="22708C"/>
         </w:rPr>
-        <w:t xml:space="preserve">Canto</w:t>
-      </w:r>
-    </w:p>
-    <w:p>
-      <w:pPr>
-        <w:pStyle w:val="Cuerpo"/>
-      </w:pPr>
-      <w:r>
-        <w:rPr/>
-        <w:t xml:space="preserve">Canto de Adviento conocido (por ejemplo, «Ven, Señor, no tardes»).</w:t>
-      </w:r>
-    </w:p>
-    <w:p>
-      <w:pPr>
-        <w:pStyle w:val="Apartado"/>
-      </w:pPr>
-      <w:r>
-        <w:rPr>
-          <w:b/>
-          <w:bCs/>
-          <w:color w:val="22708C"/>
-        </w:rPr>
         <w:t xml:space="preserve">Introducción</w:t>
       </w:r>
     </w:p>
@@ -5858,7 +5930,7 @@
       </w:pPr>
       <w:r>
         <w:rPr/>
-        <w:t xml:space="preserve">Tres niños representan la parábola. El dueño de la casa se va de viaje y deja a los criados encargados. Uno se duerme, otro se distrae con una pantalla y el portero se queda despierto mirando la puerta. Cuando el dueño vuelve de repente, solo el portero sale a recibirle con alegría.</w:t>
+        <w:t xml:space="preserve">Tres niños o profesores representan la parábola. El dueño de la casa se va de viaje y deja a los criados encargados. Uno se duerme, otro se distrae con una pantalla y el portero se queda despierto mirando la puerta. Cuando el dueño vuelve de repente, solo el portero sale a recibirle con alegría.</w:t>
       </w:r>
     </w:p>
     <w:p>
@@ -5878,7 +5950,7 @@
       <w:pPr>
         <w:pStyle w:val="Cuerpo"/>
       </w:pPr>
-      <w:hyperlink r:id="rIdL20" w:history="1">
+      <w:hyperlink r:id="rIdL17" w:history="1">
         <w:r>
           <w:rPr>
             <w:rStyle w:val="Hipervnculo"/>
@@ -5888,7 +5960,7 @@
       </w:hyperlink>
       <w:r>
         <w:rPr/>
-        <w:t xml:space="preserve">, leída por un niño o una profesora. «Lo que os digo a vosotros lo digo a todos: ¡Velad!».</w:t>
+        <w:t xml:space="preserve">, leída o explicada por una profesora. «Lo que os digo a vosotros lo digo a todos: ¡Velad!».</w:t>
       </w:r>
     </w:p>
     <w:p>
@@ -6033,6 +6105,50 @@
           <w:bCs/>
           <w:color w:val="22708C"/>
         </w:rPr>
+        <w:t xml:space="preserve">Reflexión</w:t>
+      </w:r>
+    </w:p>
+    <w:p>
+      <w:pPr>
+        <w:pStyle w:val="Cuerpo"/>
+      </w:pPr>
+      <w:r>
+        <w:rPr/>
+        <w:t xml:space="preserve">¿A qué criado me parezco? A veces me duermo (no hago caso), a veces me distraigo (pantallas, juegos). Jesús nos pide ser como el portero: estar despiertos para recibirle. Jesús viene cada día: en la clase, en casa, en los amigos.</w:t>
+      </w:r>
+    </w:p>
+    <w:p>
+      <w:pPr>
+        <w:pStyle w:val="Apartado"/>
+      </w:pPr>
+      <w:r>
+        <w:rPr>
+          <w:b/>
+          <w:bCs/>
+          <w:color w:val="22708C"/>
+        </w:rPr>
+        <w:t xml:space="preserve">Gesto – pasamos lista</w:t>
+      </w:r>
+    </w:p>
+    <w:p>
+      <w:pPr>
+        <w:pStyle w:val="Cuerpo"/>
+      </w:pPr>
+      <w:r>
+        <w:rPr/>
+        <w:t xml:space="preserve">Un profesor llama a cada clase y cada grupo se pone de pie y responde «¡Presente!». El delegado de Pastoral de cada clase deja en la caja una tarjeta con los nombres de sus compañeros (puede ser una cartulina A4 donde todos hayan ido escribiendo su nombre antes). Se enciende la primera vela de la corona.</w:t>
+      </w:r>
+    </w:p>
+    <w:p>
+      <w:pPr>
+        <w:pStyle w:val="Apartado"/>
+      </w:pPr>
+      <w:r>
+        <w:rPr>
+          <w:b/>
+          <w:bCs/>
+          <w:color w:val="22708C"/>
+        </w:rPr>
         <w:t xml:space="preserve">Canto</w:t>
       </w:r>
     </w:p>
@@ -6040,53 +6156,159 @@
       <w:pPr>
         <w:pStyle w:val="Cuerpo"/>
       </w:pPr>
-      <w:r>
-        <w:rPr/>
-        <w:t xml:space="preserve">Estribillo del canto inicial.</w:t>
-      </w:r>
-    </w:p>
-    <w:p>
-      <w:pPr>
-        <w:pStyle w:val="Apartado"/>
-      </w:pPr>
-      <w:r>
-        <w:rPr>
-          <w:b/>
-          <w:bCs/>
-          <w:color w:val="22708C"/>
-        </w:rPr>
-        <w:t xml:space="preserve">Reflexión</w:t>
-      </w:r>
-    </w:p>
-    <w:p>
-      <w:pPr>
-        <w:pStyle w:val="Cuerpo"/>
-      </w:pPr>
-      <w:r>
-        <w:rPr/>
-        <w:t xml:space="preserve">¿A qué criado me parezco? A veces me duermo (no hago caso), a veces me distraigo (pantallas, juegos). Jesús nos pide ser como el portero: estar despiertos para recibirle. Jesús viene cada día: en la clase, en casa, en los amigos.</w:t>
-      </w:r>
-    </w:p>
-    <w:p>
-      <w:pPr>
-        <w:pStyle w:val="Apartado"/>
-      </w:pPr>
-      <w:r>
-        <w:rPr>
-          <w:b/>
-          <w:bCs/>
-          <w:color w:val="22708C"/>
-        </w:rPr>
-        <w:t xml:space="preserve">Gesto – pasamos lista</w:t>
-      </w:r>
-    </w:p>
-    <w:p>
-      <w:pPr>
-        <w:pStyle w:val="Cuerpo"/>
-      </w:pPr>
-      <w:r>
-        <w:rPr/>
-        <w:t xml:space="preserve">Un profesor lee los nombres por clases. Cada grupo se pone de pie y responde «¡Presente!». Un representante de cada clase deja en la caja una tarjeta con los nombres de sus compañeros. Se enciende la primera vela de la corona.</w:t>
+      <w:hyperlink r:id="rIdL18" w:history="1">
+        <w:r>
+          <w:rPr>
+            <w:rStyle w:val="Hipervnculo"/>
+            <w:i/>
+            <w:iCs/>
+          </w:rPr>
+          <w:t xml:space="preserve">Adviento llegó</w:t>
+        </w:r>
+        <w:r>
+          <w:rPr>
+            <w:rStyle w:val="Hipervnculo"/>
+          </w:rPr>
+          <w:t xml:space="preserve">, de Unai Quirós</w:t>
+        </w:r>
+      </w:hyperlink>
+      <w:r>
+        <w:rPr/>
+        <w:t xml:space="preserve">.</w:t>
+      </w:r>
+    </w:p>
+    <w:p>
+      <w:pPr>
+        <w:pStyle w:val="Cuerpo"/>
+      </w:pPr>
+      <w:r>
+        <w:rPr>
+          <w:i/>
+          <w:iCs/>
+        </w:rPr>
+        <w:t xml:space="preserve">Preparemos el camino despertando los sentidos,</w:t>
+      </w:r>
+    </w:p>
+    <w:p>
+      <w:pPr>
+        <w:pStyle w:val="Cuerpo"/>
+      </w:pPr>
+      <w:r>
+        <w:rPr>
+          <w:i/>
+          <w:iCs/>
+        </w:rPr>
+        <w:t xml:space="preserve">abre de una vez tu portal.</w:t>
+      </w:r>
+    </w:p>
+    <w:p>
+      <w:pPr>
+        <w:pStyle w:val="Cuerpo"/>
+      </w:pPr>
+      <w:r>
+        <w:rPr>
+          <w:i/>
+          <w:iCs/>
+        </w:rPr>
+        <w:t xml:space="preserve">Preparemos el camino despertando los sentidos,</w:t>
+      </w:r>
+    </w:p>
+    <w:p>
+      <w:pPr>
+        <w:pStyle w:val="Cuerpo"/>
+      </w:pPr>
+      <w:r>
+        <w:rPr>
+          <w:i/>
+          <w:iCs/>
+        </w:rPr>
+        <w:t xml:space="preserve">que Jesús te viene a salvar.</w:t>
+      </w:r>
+    </w:p>
+    <w:p>
+      <w:pPr>
+        <w:pStyle w:val="Cuerpo"/>
+      </w:pPr>
+      <w:r>
+        <w:rPr>
+          <w:i/>
+          <w:iCs/>
+        </w:rPr>
+        <w:t xml:space="preserve">Adviento, Adviento, Adviento llegó (bis).</w:t>
+      </w:r>
+    </w:p>
+    <w:p>
+      <w:pPr>
+        <w:pStyle w:val="Apartado"/>
+      </w:pPr>
+      <w:r>
+        <w:rPr>
+          <w:b/>
+          <w:bCs/>
+          <w:color w:val="22708C"/>
+        </w:rPr>
+        <w:t xml:space="preserve">Peticiones</w:t>
+      </w:r>
+    </w:p>
+    <w:p>
+      <w:pPr>
+        <w:pStyle w:val="Cuerpo"/>
+      </w:pPr>
+      <w:r>
+        <w:rPr/>
+        <w:t xml:space="preserve">Las leen alumnos de 2º y 3º. Respondemos: «Ven, Señor Jesús».</w:t>
+      </w:r>
+    </w:p>
+    <w:p>
+      <w:pPr>
+        <w:pStyle w:val="Lista"/>
+        <w:numPr>
+          <w:ilvl w:val="0"/>
+          <w:numId w:val="102"/>
+        </w:numPr>
+      </w:pPr>
+      <w:r>
+        <w:rPr/>
+        <w:t xml:space="preserve">Por la Iglesia, para que anuncie a todos la alegría de la Navidad.</w:t>
+      </w:r>
+    </w:p>
+    <w:p>
+      <w:pPr>
+        <w:pStyle w:val="Lista"/>
+        <w:numPr>
+          <w:ilvl w:val="0"/>
+          <w:numId w:val="102"/>
+        </w:numPr>
+      </w:pPr>
+      <w:r>
+        <w:rPr/>
+        <w:t xml:space="preserve">Por todos los lugares donde hay guerras, para que llegue la paz.</w:t>
+      </w:r>
+    </w:p>
+    <w:p>
+      <w:pPr>
+        <w:pStyle w:val="Lista"/>
+        <w:numPr>
+          <w:ilvl w:val="0"/>
+          <w:numId w:val="102"/>
+        </w:numPr>
+      </w:pPr>
+      <w:r>
+        <w:rPr/>
+        <w:t xml:space="preserve">Por las personas que se sienten solas o tristes, para que encuentren en nosotros un amigo.</w:t>
+      </w:r>
+    </w:p>
+    <w:p>
+      <w:pPr>
+        <w:pStyle w:val="Lista"/>
+        <w:numPr>
+          <w:ilvl w:val="0"/>
+          <w:numId w:val="102"/>
+        </w:numPr>
+      </w:pPr>
+      <w:r>
+        <w:rPr/>
+        <w:t xml:space="preserve">Por nosotros, para que seamos detectives de Jesús y le descubramos en los demás.</w:t>
       </w:r>
     </w:p>
     <w:p>
@@ -6152,7 +6374,7 @@
       </w:pPr>
       <w:r>
         <w:rPr/>
-        <w:t xml:space="preserve">Caja de regalo grande, corona de Adviento, disfraces sencillos para el teatrillo (una tablet de cartón, una almohada, una llave), tarjetas con los nombres por clase.l</w:t>
+        <w:t xml:space="preserve">Caja de regalo grande, corona de Adviento, disfraces sencillos para el teatrillo (una tablet de cartón, una almohada, una llave), tarjetas con los nombres por clase.</w:t>
       </w:r>
     </w:p>
     <w:p>
@@ -6262,7 +6484,7 @@
       <w:pPr>
         <w:pStyle w:val="Cuerpo"/>
       </w:pPr>
-      <w:hyperlink r:id="rIdL21" w:history="1">
+      <w:hyperlink r:id="rIdL19" w:history="1">
         <w:r>
           <w:rPr>
             <w:rStyle w:val="Hipervnculo"/>
@@ -6274,7 +6496,7 @@
         <w:rPr/>
         <w:t xml:space="preserve"> · Salmo: Magníficat, con la respuesta «Me alegro con mi Dios» · Evangelio: </w:t>
       </w:r>
-      <w:hyperlink r:id="rIdL22" w:history="1">
+      <w:hyperlink r:id="rIdL20" w:history="1">
         <w:r>
           <w:rPr>
             <w:rStyle w:val="Hipervnculo"/>
@@ -6746,7 +6968,7 @@
       <w:pPr>
         <w:pStyle w:val="Cuerpo"/>
       </w:pPr>
-      <w:hyperlink r:id="rIdL23" w:history="1">
+      <w:hyperlink r:id="rIdL21" w:history="1">
         <w:r>
           <w:rPr>
             <w:rStyle w:val="Hipervnculo"/>
@@ -6766,7 +6988,7 @@
         <w:rPr/>
         <w:t xml:space="preserve"> (karaoke con letra; </w:t>
       </w:r>
-      <w:hyperlink r:id="rIdL24" w:history="1">
+      <w:hyperlink r:id="rIdL22" w:history="1">
         <w:r>
           <w:rPr>
             <w:rStyle w:val="Hipervnculo"/>
@@ -6850,7 +7072,7 @@
         <w:pStyle w:val="Lista"/>
         <w:numPr>
           <w:ilvl w:val="0"/>
-          <w:numId w:val="101"/>
+          <w:numId w:val="103"/>
         </w:numPr>
       </w:pPr>
       <w:r>
@@ -6863,7 +7085,7 @@
         <w:pStyle w:val="Lista"/>
         <w:numPr>
           <w:ilvl w:val="0"/>
-          <w:numId w:val="101"/>
+          <w:numId w:val="103"/>
         </w:numPr>
       </w:pPr>
       <w:r>
@@ -6876,7 +7098,7 @@
         <w:pStyle w:val="Lista"/>
         <w:numPr>
           <w:ilvl w:val="0"/>
-          <w:numId w:val="101"/>
+          <w:numId w:val="103"/>
         </w:numPr>
       </w:pPr>
       <w:r>
@@ -6889,7 +7111,7 @@
         <w:pStyle w:val="Lista"/>
         <w:numPr>
           <w:ilvl w:val="0"/>
-          <w:numId w:val="101"/>
+          <w:numId w:val="103"/>
         </w:numPr>
       </w:pPr>
       <w:r>
@@ -6902,7 +7124,7 @@
         <w:pStyle w:val="Lista"/>
         <w:numPr>
           <w:ilvl w:val="0"/>
-          <w:numId w:val="101"/>
+          <w:numId w:val="103"/>
         </w:numPr>
       </w:pPr>
       <w:r>
@@ -7084,7 +7306,7 @@
         <w:rPr/>
         <w:t xml:space="preserve">«Gracias, Jesús, porque estás en medio de nosotros. Ayúdanos a estar siempre alegres y a llevar tu alegría a los demás. ¡Ven, Señor!». Canto final: </w:t>
       </w:r>
-      <w:hyperlink r:id="rIdL25" w:history="1">
+      <w:hyperlink r:id="rIdL23" w:history="1">
         <w:r>
           <w:rPr>
             <w:rStyle w:val="Hipervnculo"/>
@@ -7104,7 +7326,7 @@
         <w:rPr/>
         <w:t xml:space="preserve"> (vídeo con letra; </w:t>
       </w:r>
-      <w:hyperlink r:id="rIdL26" w:history="1">
+      <w:hyperlink r:id="rIdL24" w:history="1">
         <w:r>
           <w:rPr>
             <w:rStyle w:val="Hipervnculo"/>
@@ -7116,7 +7338,7 @@
         <w:rPr/>
         <w:t xml:space="preserve">) o </w:t>
       </w:r>
-      <w:hyperlink r:id="rIdL27" w:history="1">
+      <w:hyperlink r:id="rIdL25" w:history="1">
         <w:r>
           <w:rPr>
             <w:rStyle w:val="Hipervnculo"/>
@@ -7436,6 +7658,18 @@
     <w:abstractNumId w:val="0"/>
   </w:num>
   <w:num w:numId="101">
+    <w:abstractNumId w:val="1"/>
+    <w:lvlOverride w:ilvl="0">
+      <w:startOverride w:val="1"/>
+    </w:lvlOverride>
+  </w:num>
+  <w:num w:numId="102">
+    <w:abstractNumId w:val="1"/>
+    <w:lvlOverride w:ilvl="0">
+      <w:startOverride w:val="1"/>
+    </w:lvlOverride>
+  </w:num>
+  <w:num w:numId="103">
     <w:abstractNumId w:val="1"/>
     <w:lvlOverride w:ilvl="0">
       <w:startOverride w:val="1"/>
